--- a/tillsyn/A 40437-2025 tillsynsbegäran.docx
+++ b/tillsyn/A 40437-2025 tillsynsbegäran.docx
@@ -363,7 +363,7 @@
     <w:r>
       <w:tab/>
       <w:tab/>
-      <w:t>2026-09-14</w:t>
+      <w:t>2026-09-15</w:t>
       <w:br/>
       <w:br/>
     </w:r>

--- a/tillsyn/A 40437-2025 tillsynsbegäran.docx
+++ b/tillsyn/A 40437-2025 tillsynsbegäran.docx
@@ -363,7 +363,7 @@
     <w:r>
       <w:tab/>
       <w:tab/>
-      <w:t>2026-09-15</w:t>
+      <w:t>2026-09-16</w:t>
       <w:br/>
       <w:br/>
     </w:r>

--- a/tillsyn/A 40437-2025 tillsynsbegäran.docx
+++ b/tillsyn/A 40437-2025 tillsynsbegäran.docx
@@ -363,7 +363,7 @@
     <w:r>
       <w:tab/>
       <w:tab/>
-      <w:t>2026-09-16</w:t>
+      <w:t>2026-09-17</w:t>
       <w:br/>
       <w:br/>
     </w:r>

--- a/tillsyn/A 40437-2025 tillsynsbegäran.docx
+++ b/tillsyn/A 40437-2025 tillsynsbegäran.docx
@@ -363,7 +363,7 @@
     <w:r>
       <w:tab/>
       <w:tab/>
-      <w:t>2026-09-17</w:t>
+      <w:t>2026-09-18</w:t>
       <w:br/>
       <w:br/>
     </w:r>

--- a/tillsyn/A 40437-2025 tillsynsbegäran.docx
+++ b/tillsyn/A 40437-2025 tillsynsbegäran.docx
@@ -363,7 +363,7 @@
     <w:r>
       <w:tab/>
       <w:tab/>
-      <w:t>2026-09-18</w:t>
+      <w:t>2026-09-19</w:t>
       <w:br/>
       <w:br/>
     </w:r>

--- a/tillsyn/A 40437-2025 tillsynsbegäran.docx
+++ b/tillsyn/A 40437-2025 tillsynsbegäran.docx
@@ -363,7 +363,7 @@
     <w:r>
       <w:tab/>
       <w:tab/>
-      <w:t>2026-09-19</w:t>
+      <w:t>2026-09-21</w:t>
       <w:br/>
       <w:br/>
     </w:r>

--- a/tillsyn/A 40437-2025 tillsynsbegäran.docx
+++ b/tillsyn/A 40437-2025 tillsynsbegäran.docx
@@ -363,7 +363,7 @@
     <w:r>
       <w:tab/>
       <w:tab/>
-      <w:t>2026-09-21</w:t>
+      <w:t>2026-09-23</w:t>
       <w:br/>
       <w:br/>
     </w:r>

--- a/tillsyn/A 40437-2025 tillsynsbegäran.docx
+++ b/tillsyn/A 40437-2025 tillsynsbegäran.docx
@@ -363,7 +363,7 @@
     <w:r>
       <w:tab/>
       <w:tab/>
-      <w:t>2026-09-23</w:t>
+      <w:t>2026-09-24</w:t>
       <w:br/>
       <w:br/>
     </w:r>

--- a/tillsyn/A 40437-2025 tillsynsbegäran.docx
+++ b/tillsyn/A 40437-2025 tillsynsbegäran.docx
@@ -363,7 +363,7 @@
     <w:r>
       <w:tab/>
       <w:tab/>
-      <w:t>2026-09-24</w:t>
+      <w:t>2026-09-25</w:t>
       <w:br/>
       <w:br/>
     </w:r>

--- a/tillsyn/A 40437-2025 tillsynsbegäran.docx
+++ b/tillsyn/A 40437-2025 tillsynsbegäran.docx
@@ -22,7 +22,7 @@
       <w:r>
         <w:drawing>
           <wp:inline xmlns:a="http://schemas.openxmlformats.org/drawingml/2006/main" xmlns:pic="http://schemas.openxmlformats.org/drawingml/2006/picture">
-            <wp:extent cx="4539860" cy="5724000"/>
+            <wp:extent cx="4909658" cy="5724000"/>
             <wp:docPr id="1" name="Picture 1"/>
             <wp:cNvGraphicFramePr>
               <a:graphicFrameLocks noChangeAspect="1"/>
@@ -43,7 +43,7 @@
                   <pic:spPr>
                     <a:xfrm>
                       <a:off x="0" y="0"/>
-                      <a:ext cx="4539860" cy="5724000"/>
+                      <a:ext cx="4909658" cy="5724000"/>
                     </a:xfrm>
                     <a:prstGeom prst="rect"/>
                   </pic:spPr>
@@ -60,12 +60,12 @@
         <w:spacing w:after="240"/>
       </w:pPr>
       <w:r>
-        <w:t>Figur 1. Fyndplatser för naturvårdsarter i avverkningsanmälan. Markörer utan svart kant är placerade på fyndplatsen. Markörer med svart kant är placerade vid sidan av fyndplatsen och har ett svart streck som visar fyndplatsens exakta position. Kartans mittpunktskoordinat är N 6599698, E 348027 i SWEREF 99 TM.</w:t>
+        <w:t>Figur 1. Fyndplatser för naturvårdsarter i och inom 22 meter från avverkningsanmälan. Markörer utan svart kant är placerade på fyndplatsen. Markörer med svart kant är placerade vid sidan av fyndplatsen och har ett svart streck som visar fyndplatsens exakta position. Kartans mittpunktskoordinat är N 6599698, E 348027 i SWEREF 99 TM.</w:t>
       </w:r>
     </w:p>
     <w:p>
       <w:r>
-        <w:t>I avverkningsanmälan finns fynd av 2 naturvårdsarter, varav 2 är fridlysta och 1 är typisk (T): spillkråka (T, §4) och revlummer (§9). Se Figur 1.</w:t>
+        <w:t>I och inom 22 meter från avverkningsanmälan finns fynd av 4 naturvårdsarter, varav 3 är fridlysta, 1 är typisk (T) och 1 är signalart (S): rödgul trumpetsvamp (S), spillkråka (T, §4), fläcknycklar (§8) och revlummer (§9). Se Figur 1.</w:t>
       </w:r>
     </w:p>
     <w:p>
@@ -97,6 +97,17 @@
     <w:p>
       <w:r>
         <w:t>Nedan följer beskrivningar av de naturvårdsarter och fridlysta arter som har sina livsmiljöer och växtplatser i den avverkningsanmälda skogen. Se även ytterligare artfakta i BILAGA 1. De påträffade naturvårdsarterna är ett tydligt kvitto på att det rör sig om en skog med höga naturvärden.</w:t>
+      </w:r>
+    </w:p>
+    <w:p>
+      <w:r>
+        <w:rPr>
+          <w:b/>
+        </w:rPr>
+        <w:t xml:space="preserve">Rödgul trumpetsvamp </w:t>
+      </w:r>
+      <w:r>
+        <w:t>signalerar kalkrika barrsumpskogar eller avgränsade små mineralrika ytor i barrskogslandskapet, vilka normalt har höga naturvärden. I urbergsbygder är den en bra signalart på känsliga skogsbiotoper (Nitare &amp; Skogsstyrelsen, 2019).</w:t>
       </w:r>
     </w:p>
     <w:p>
@@ -363,7 +374,7 @@
     <w:r>
       <w:tab/>
       <w:tab/>
-      <w:t>2026-09-25</w:t>
+      <w:t>2026-09-26</w:t>
       <w:br/>
       <w:br/>
     </w:r>

--- a/tillsyn/A 40437-2025 tillsynsbegäran.docx
+++ b/tillsyn/A 40437-2025 tillsynsbegäran.docx
@@ -374,7 +374,7 @@
     <w:r>
       <w:tab/>
       <w:tab/>
-      <w:t>2026-09-26</w:t>
+      <w:t>2026-09-27</w:t>
       <w:br/>
       <w:br/>
     </w:r>

--- a/tillsyn/A 40437-2025 tillsynsbegäran.docx
+++ b/tillsyn/A 40437-2025 tillsynsbegäran.docx
@@ -374,7 +374,7 @@
     <w:r>
       <w:tab/>
       <w:tab/>
-      <w:t>2026-09-27</w:t>
+      <w:t>2026-09-28</w:t>
       <w:br/>
       <w:br/>
     </w:r>

--- a/tillsyn/A 40437-2025 tillsynsbegäran.docx
+++ b/tillsyn/A 40437-2025 tillsynsbegäran.docx
@@ -374,7 +374,7 @@
     <w:r>
       <w:tab/>
       <w:tab/>
-      <w:t>2026-09-28</w:t>
+      <w:t>2026-09-29</w:t>
       <w:br/>
       <w:br/>
     </w:r>

--- a/tillsyn/A 40437-2025 tillsynsbegäran.docx
+++ b/tillsyn/A 40437-2025 tillsynsbegäran.docx
@@ -374,7 +374,7 @@
     <w:r>
       <w:tab/>
       <w:tab/>
-      <w:t>2026-09-29</w:t>
+      <w:t>2026-09-30</w:t>
       <w:br/>
       <w:br/>
     </w:r>

--- a/tillsyn/A 40437-2025 tillsynsbegäran.docx
+++ b/tillsyn/A 40437-2025 tillsynsbegäran.docx
@@ -374,7 +374,7 @@
     <w:r>
       <w:tab/>
       <w:tab/>
-      <w:t>2026-09-30</w:t>
+      <w:t>2026-10-01</w:t>
       <w:br/>
       <w:br/>
     </w:r>

--- a/tillsyn/A 40437-2025 tillsynsbegäran.docx
+++ b/tillsyn/A 40437-2025 tillsynsbegäran.docx
@@ -374,7 +374,7 @@
     <w:r>
       <w:tab/>
       <w:tab/>
-      <w:t>2026-10-01</w:t>
+      <w:t>2026-10-02</w:t>
       <w:br/>
       <w:br/>
     </w:r>

--- a/tillsyn/A 40437-2025 tillsynsbegäran.docx
+++ b/tillsyn/A 40437-2025 tillsynsbegäran.docx
@@ -374,7 +374,7 @@
     <w:r>
       <w:tab/>
       <w:tab/>
-      <w:t>2026-10-02</w:t>
+      <w:t>2026-10-03</w:t>
       <w:br/>
       <w:br/>
     </w:r>

--- a/tillsyn/A 40437-2025 tillsynsbegäran.docx
+++ b/tillsyn/A 40437-2025 tillsynsbegäran.docx
@@ -374,7 +374,7 @@
     <w:r>
       <w:tab/>
       <w:tab/>
-      <w:t>2026-10-03</w:t>
+      <w:t>2026-10-04</w:t>
       <w:br/>
       <w:br/>
     </w:r>

--- a/tillsyn/A 40437-2025 tillsynsbegäran.docx
+++ b/tillsyn/A 40437-2025 tillsynsbegäran.docx
@@ -374,7 +374,7 @@
     <w:r>
       <w:tab/>
       <w:tab/>
-      <w:t>2026-10-04</w:t>
+      <w:t>2026-10-05</w:t>
       <w:br/>
       <w:br/>
     </w:r>

--- a/tillsyn/A 40437-2025 tillsynsbegäran.docx
+++ b/tillsyn/A 40437-2025 tillsynsbegäran.docx
@@ -374,7 +374,7 @@
     <w:r>
       <w:tab/>
       <w:tab/>
-      <w:t>2026-10-05</w:t>
+      <w:t>2026-10-06</w:t>
       <w:br/>
       <w:br/>
     </w:r>

--- a/tillsyn/A 40437-2025 tillsynsbegäran.docx
+++ b/tillsyn/A 40437-2025 tillsynsbegäran.docx
@@ -374,7 +374,7 @@
     <w:r>
       <w:tab/>
       <w:tab/>
-      <w:t>2026-10-06</w:t>
+      <w:t>2026-10-07</w:t>
       <w:br/>
       <w:br/>
     </w:r>

--- a/tillsyn/A 40437-2025 tillsynsbegäran.docx
+++ b/tillsyn/A 40437-2025 tillsynsbegäran.docx
@@ -374,7 +374,7 @@
     <w:r>
       <w:tab/>
       <w:tab/>
-      <w:t>2026-10-07</w:t>
+      <w:t>2026-10-08</w:t>
       <w:br/>
       <w:br/>
     </w:r>

--- a/tillsyn/A 40437-2025 tillsynsbegäran.docx
+++ b/tillsyn/A 40437-2025 tillsynsbegäran.docx
@@ -374,7 +374,7 @@
     <w:r>
       <w:tab/>
       <w:tab/>
-      <w:t>2026-10-08</w:t>
+      <w:t>2026-10-09</w:t>
       <w:br/>
       <w:br/>
     </w:r>

--- a/tillsyn/A 40437-2025 tillsynsbegäran.docx
+++ b/tillsyn/A 40437-2025 tillsynsbegäran.docx
@@ -374,7 +374,7 @@
     <w:r>
       <w:tab/>
       <w:tab/>
-      <w:t>2026-10-09</w:t>
+      <w:t>2026-10-10</w:t>
       <w:br/>
       <w:br/>
     </w:r>

--- a/tillsyn/A 40437-2025 tillsynsbegäran.docx
+++ b/tillsyn/A 40437-2025 tillsynsbegäran.docx
@@ -374,7 +374,7 @@
     <w:r>
       <w:tab/>
       <w:tab/>
-      <w:t>2026-10-10</w:t>
+      <w:t>2026-10-11</w:t>
       <w:br/>
       <w:br/>
     </w:r>

--- a/tillsyn/A 40437-2025 tillsynsbegäran.docx
+++ b/tillsyn/A 40437-2025 tillsynsbegäran.docx
@@ -374,7 +374,7 @@
     <w:r>
       <w:tab/>
       <w:tab/>
-      <w:t>2026-10-11</w:t>
+      <w:t>2026-10-12</w:t>
       <w:br/>
       <w:br/>
     </w:r>

--- a/tillsyn/A 40437-2025 tillsynsbegäran.docx
+++ b/tillsyn/A 40437-2025 tillsynsbegäran.docx
@@ -374,7 +374,7 @@
     <w:r>
       <w:tab/>
       <w:tab/>
-      <w:t>2026-10-12</w:t>
+      <w:t>2026-10-13</w:t>
       <w:br/>
       <w:br/>
     </w:r>

--- a/tillsyn/A 40437-2025 tillsynsbegäran.docx
+++ b/tillsyn/A 40437-2025 tillsynsbegäran.docx
@@ -374,7 +374,7 @@
     <w:r>
       <w:tab/>
       <w:tab/>
-      <w:t>2026-10-13</w:t>
+      <w:t>2026-10-14</w:t>
       <w:br/>
       <w:br/>
     </w:r>

--- a/tillsyn/A 40437-2025 tillsynsbegäran.docx
+++ b/tillsyn/A 40437-2025 tillsynsbegäran.docx
@@ -374,7 +374,7 @@
     <w:r>
       <w:tab/>
       <w:tab/>
-      <w:t>2026-10-14</w:t>
+      <w:t>2026-10-15</w:t>
       <w:br/>
       <w:br/>
     </w:r>

--- a/tillsyn/A 40437-2025 tillsynsbegäran.docx
+++ b/tillsyn/A 40437-2025 tillsynsbegäran.docx
@@ -374,7 +374,7 @@
     <w:r>
       <w:tab/>
       <w:tab/>
-      <w:t>2026-10-15</w:t>
+      <w:t>2026-10-16</w:t>
       <w:br/>
       <w:br/>
     </w:r>

--- a/tillsyn/A 40437-2025 tillsynsbegäran.docx
+++ b/tillsyn/A 40437-2025 tillsynsbegäran.docx
@@ -374,7 +374,7 @@
     <w:r>
       <w:tab/>
       <w:tab/>
-      <w:t>2026-10-16</w:t>
+      <w:t>2026-10-17</w:t>
       <w:br/>
       <w:br/>
     </w:r>

--- a/tillsyn/A 40437-2025 tillsynsbegäran.docx
+++ b/tillsyn/A 40437-2025 tillsynsbegäran.docx
@@ -374,7 +374,7 @@
     <w:r>
       <w:tab/>
       <w:tab/>
-      <w:t>2026-10-17</w:t>
+      <w:t>2026-10-18</w:t>
       <w:br/>
       <w:br/>
     </w:r>

--- a/tillsyn/A 40437-2025 tillsynsbegäran.docx
+++ b/tillsyn/A 40437-2025 tillsynsbegäran.docx
@@ -374,7 +374,7 @@
     <w:r>
       <w:tab/>
       <w:tab/>
-      <w:t>2026-10-18</w:t>
+      <w:t>2026-10-19</w:t>
       <w:br/>
       <w:br/>
     </w:r>

--- a/tillsyn/A 40437-2025 tillsynsbegäran.docx
+++ b/tillsyn/A 40437-2025 tillsynsbegäran.docx
@@ -374,7 +374,7 @@
     <w:r>
       <w:tab/>
       <w:tab/>
-      <w:t>2026-10-19</w:t>
+      <w:t>2026-10-20</w:t>
       <w:br/>
       <w:br/>
     </w:r>

--- a/tillsyn/A 40437-2025 tillsynsbegäran.docx
+++ b/tillsyn/A 40437-2025 tillsynsbegäran.docx
@@ -374,7 +374,7 @@
     <w:r>
       <w:tab/>
       <w:tab/>
-      <w:t>2026-10-20</w:t>
+      <w:t>2026-10-21</w:t>
       <w:br/>
       <w:br/>
     </w:r>

--- a/tillsyn/A 40437-2025 tillsynsbegäran.docx
+++ b/tillsyn/A 40437-2025 tillsynsbegäran.docx
@@ -374,7 +374,7 @@
     <w:r>
       <w:tab/>
       <w:tab/>
-      <w:t>2026-10-21</w:t>
+      <w:t>2026-10-22</w:t>
       <w:br/>
       <w:br/>
     </w:r>

--- a/tillsyn/A 40437-2025 tillsynsbegäran.docx
+++ b/tillsyn/A 40437-2025 tillsynsbegäran.docx
@@ -374,7 +374,7 @@
     <w:r>
       <w:tab/>
       <w:tab/>
-      <w:t>2026-10-22</w:t>
+      <w:t>2026-10-23</w:t>
       <w:br/>
       <w:br/>
     </w:r>

--- a/tillsyn/A 40437-2025 tillsynsbegäran.docx
+++ b/tillsyn/A 40437-2025 tillsynsbegäran.docx
@@ -374,7 +374,7 @@
     <w:r>
       <w:tab/>
       <w:tab/>
-      <w:t>2026-10-23</w:t>
+      <w:t>2026-10-24</w:t>
       <w:br/>
       <w:br/>
     </w:r>

--- a/tillsyn/A 40437-2025 tillsynsbegäran.docx
+++ b/tillsyn/A 40437-2025 tillsynsbegäran.docx
@@ -374,7 +374,7 @@
     <w:r>
       <w:tab/>
       <w:tab/>
-      <w:t>2026-10-24</w:t>
+      <w:t>2026-10-25</w:t>
       <w:br/>
       <w:br/>
     </w:r>

--- a/tillsyn/A 40437-2025 tillsynsbegäran.docx
+++ b/tillsyn/A 40437-2025 tillsynsbegäran.docx
@@ -374,7 +374,7 @@
     <w:r>
       <w:tab/>
       <w:tab/>
-      <w:t>2026-10-25</w:t>
+      <w:t>2026-10-26</w:t>
       <w:br/>
       <w:br/>
     </w:r>

--- a/tillsyn/A 40437-2025 tillsynsbegäran.docx
+++ b/tillsyn/A 40437-2025 tillsynsbegäran.docx
@@ -374,7 +374,7 @@
     <w:r>
       <w:tab/>
       <w:tab/>
-      <w:t>2026-10-26</w:t>
+      <w:t>2026-10-27</w:t>
       <w:br/>
       <w:br/>
     </w:r>

--- a/tillsyn/A 40437-2025 tillsynsbegäran.docx
+++ b/tillsyn/A 40437-2025 tillsynsbegäran.docx
@@ -374,7 +374,7 @@
     <w:r>
       <w:tab/>
       <w:tab/>
-      <w:t>2026-10-27</w:t>
+      <w:t>2026-10-28</w:t>
       <w:br/>
       <w:br/>
     </w:r>

--- a/tillsyn/A 40437-2025 tillsynsbegäran.docx
+++ b/tillsyn/A 40437-2025 tillsynsbegäran.docx
@@ -374,7 +374,7 @@
     <w:r>
       <w:tab/>
       <w:tab/>
-      <w:t>2026-10-28</w:t>
+      <w:t>2026-10-29</w:t>
       <w:br/>
       <w:br/>
     </w:r>

--- a/tillsyn/A 40437-2025 tillsynsbegäran.docx
+++ b/tillsyn/A 40437-2025 tillsynsbegäran.docx
@@ -374,7 +374,7 @@
     <w:r>
       <w:tab/>
       <w:tab/>
-      <w:t>2026-10-29</w:t>
+      <w:t>2026-10-31</w:t>
       <w:br/>
       <w:br/>
     </w:r>
